--- a/print/a4/label-maker--pantry-patrol.docx
+++ b/print/a4/label-maker--pantry-patrol.docx
@@ -2,7 +2,7 @@
 <file path=word/document.xml><?xml version="1.0" encoding="utf-8"?>
 <w:document xmlns:w="http://schemas.openxmlformats.org/wordprocessingml/2006/main" xmlns:m="http://schemas.openxmlformats.org/officeDocument/2006/math" xmlns:r="http://schemas.openxmlformats.org/officeDocument/2006/relationships" xmlns:o="urn:schemas-microsoft-com:office:office" xmlns:v="urn:schemas-microsoft-com:vml" xmlns:w10="urn:schemas-microsoft-com:office:word" xmlns:a="http://schemas.openxmlformats.org/drawingml/2006/main" xmlns:pic="http://schemas.openxmlformats.org/drawingml/2006/picture" xmlns:wp="http://schemas.openxmlformats.org/drawingml/2006/wordprocessingDrawing">
   <w:body>
-    <w:bookmarkStart w:id="39" w:name="Xc4e407179091651c03067c09e23a6dfd7cda81f"/>
+    <w:bookmarkStart w:id="42" w:name="Xc4e407179091651c03067c09e23a6dfd7cda81f"/>
     <w:p>
       <w:pPr>
         <w:pStyle w:val="Heading1"/>
@@ -15,56 +15,18 @@
       <w:pPr>
         <w:pStyle w:val="FirstParagraph"/>
       </w:pPr>
-      <w:r>
-        <w:t xml:space="preserve">⏱️</w:t>
-      </w:r>
-      <w:r>
-        <w:t xml:space="preserve"> </w:t>
-      </w:r>
       <w:r>
         <w:rPr>
           <w:bCs/>
           <w:b/>
         </w:rPr>
-        <w:t xml:space="preserve">20 min</w:t>
+        <w:t xml:space="preserve">🕰️ Long · 45 min</w:t>
       </w:r>
       <w:r>
         <w:t xml:space="preserve"> </w:t>
       </w:r>
       <w:r>
-        <w:t xml:space="preserve">· 🧽 Cleanup</w:t>
-      </w:r>
-      <w:r>
-        <w:t xml:space="preserve"> </w:t>
-      </w:r>
-      <w:r>
-        <w:rPr>
-          <w:bCs/>
-          <w:b/>
-        </w:rPr>
-        <w:t xml:space="preserve">$$</w:t>
-      </w:r>
-      <w:r>
-        <w:t xml:space="preserve"> </w:t>
-      </w:r>
-      <w:r>
-        <w:t xml:space="preserve">(Some mess: towels + 10 min 🧽) · 👧 Ages</w:t>
-      </w:r>
-      <w:r>
-        <w:t xml:space="preserve"> </w:t>
-      </w:r>
-      <w:r>
-        <w:rPr>
-          <w:bCs/>
-          <w:b/>
-        </w:rPr>
-        <w:t xml:space="preserve">5+</w:t>
-      </w:r>
-      <w:r>
-        <w:t xml:space="preserve"> </w:t>
-      </w:r>
-      <w:r>
-        <w:t xml:space="preserve">· 🍳 Kitchen</w:t>
+        <w:t xml:space="preserve">· 🧽 Medium cleanup ($$) · 🔉 Quiet · 🏠 Indoor · 👤👥 Solo or group · 🎂 Ages 6–11+</w:t>
       </w:r>
     </w:p>
     <w:p>
@@ -363,22 +325,13 @@
     </w:p>
     <w:bookmarkEnd w:id="26"/>
     <w:bookmarkEnd w:id="27"/>
-    <w:bookmarkStart w:id="31" w:name="X90575d67fe14a03ef1898ae2a832688b148a116"/>
+    <w:bookmarkStart w:id="34" w:name="X67012d8413f3110ab14b8e2014e44e49739ed72"/>
     <w:p>
       <w:pPr>
         <w:pStyle w:val="Heading2"/>
       </w:pPr>
       <w:r>
-        <w:t xml:space="preserve">🌟 Level Up</w:t>
-      </w:r>
-    </w:p>
-    <w:bookmarkStart w:id="28" w:name="X7ac29abf67c27e4f28e3ba90c5f047b9d2e7a21"/>
-    <w:p>
-      <w:pPr>
-        <w:pStyle w:val="Heading3"/>
-      </w:pPr>
-      <w:r>
-        <w:t xml:space="preserve">🥉 Easy</w:t>
+        <w:t xml:space="preserve">🎚️ By Age</w:t>
       </w:r>
     </w:p>
     <w:p>
@@ -386,7 +339,7 @@
         <w:pStyle w:val="FirstParagraph"/>
       </w:pPr>
       <w:r>
-        <w:t xml:space="preserve">Sort by</w:t>
+        <w:t xml:space="preserve">🎂 Pick the age. Every age can do the main steps — this is the</w:t>
       </w:r>
       <w:r>
         <w:t xml:space="preserve"> </w:t>
@@ -396,23 +349,19 @@
           <w:bCs/>
           <w:b/>
         </w:rPr>
-        <w:t xml:space="preserve">color</w:t>
-      </w:r>
-      <w:r>
-        <w:t xml:space="preserve"> </w:t>
-      </w:r>
-      <w:r>
-        <w:t xml:space="preserve">🌈 Red boxes here, blue boxes there.</w:t>
-      </w:r>
-    </w:p>
-    <w:bookmarkEnd w:id="28"/>
-    <w:bookmarkStart w:id="29" w:name="Xf43672ad423d0282496fbf467992b0f330b443a"/>
+        <w:t xml:space="preserve">extra challenge</w:t>
+      </w:r>
+      <w:r>
+        <w:t xml:space="preserve">.</w:t>
+      </w:r>
+    </w:p>
+    <w:bookmarkStart w:id="28" w:name="Xd9a988c13166dcb49a5852075871601ad97e5df"/>
     <w:p>
       <w:pPr>
         <w:pStyle w:val="Heading3"/>
       </w:pPr>
       <w:r>
-        <w:t xml:space="preserve">🥈 Medium</w:t>
+        <w:t xml:space="preserve">6️⃣ Age 6</w:t>
       </w:r>
     </w:p>
     <w:p>
@@ -420,7 +369,7 @@
         <w:pStyle w:val="FirstParagraph"/>
       </w:pPr>
       <w:r>
-        <w:t xml:space="preserve">Sort by</w:t>
+        <w:t xml:space="preserve">Sort one shelf</w:t>
       </w:r>
       <w:r>
         <w:t xml:space="preserve"> </w:t>
@@ -430,23 +379,88 @@
           <w:bCs/>
           <w:b/>
         </w:rPr>
-        <w:t xml:space="preserve">group</w:t>
+        <w:t xml:space="preserve">by color</w:t>
       </w:r>
       <w:r>
         <w:t xml:space="preserve"> </w:t>
       </w:r>
       <w:r>
-        <w:t xml:space="preserve">+ make all the labels.</w:t>
+        <w:t xml:space="preserve">🌈 with a grown-up.</w:t>
+      </w:r>
+    </w:p>
+    <w:bookmarkEnd w:id="28"/>
+    <w:bookmarkStart w:id="29" w:name="X1dad34a091d90dc09f1f3b2f85b389fb95004f6"/>
+    <w:p>
+      <w:pPr>
+        <w:pStyle w:val="Heading3"/>
+      </w:pPr>
+      <w:r>
+        <w:t xml:space="preserve">7️⃣ Age 7</w:t>
+      </w:r>
+    </w:p>
+    <w:p>
+      <w:pPr>
+        <w:pStyle w:val="FirstParagraph"/>
+      </w:pPr>
+      <w:r>
+        <w:t xml:space="preserve">Sort</w:t>
+      </w:r>
+      <w:r>
+        <w:t xml:space="preserve"> </w:t>
+      </w:r>
+      <w:r>
+        <w:rPr>
+          <w:bCs/>
+          <w:b/>
+        </w:rPr>
+        <w:t xml:space="preserve">by group</w:t>
+      </w:r>
+      <w:r>
+        <w:t xml:space="preserve"> </w:t>
+      </w:r>
+      <w:r>
+        <w:t xml:space="preserve">and write the practice labels.</w:t>
       </w:r>
     </w:p>
     <w:bookmarkEnd w:id="29"/>
-    <w:bookmarkStart w:id="30" w:name="X62a67ac50e3cebf2d23861cbcb09541e5aea6e9"/>
+    <w:bookmarkStart w:id="30" w:name="X97592b81667438caff4f0ed360af5aa72e3327e"/>
     <w:p>
       <w:pPr>
         <w:pStyle w:val="Heading3"/>
       </w:pPr>
       <w:r>
-        <w:t xml:space="preserve">🥇 Hard</w:t>
+        <w:t xml:space="preserve">8️⃣ Age 8</w:t>
+      </w:r>
+    </w:p>
+    <w:p>
+      <w:pPr>
+        <w:pStyle w:val="FirstParagraph"/>
+      </w:pPr>
+      <w:r>
+        <w:t xml:space="preserve">Do a whole shelf</w:t>
+      </w:r>
+      <w:r>
+        <w:t xml:space="preserve"> </w:t>
+      </w:r>
+      <w:r>
+        <w:rPr>
+          <w:bCs/>
+          <w:b/>
+        </w:rPr>
+        <w:t xml:space="preserve">solo</w:t>
+      </w:r>
+      <w:r>
+        <w:t xml:space="preserve">: out, wipe, sort, label, back in.</w:t>
+      </w:r>
+    </w:p>
+    <w:bookmarkEnd w:id="30"/>
+    <w:bookmarkStart w:id="31" w:name="X708f460606dd1a76d0749f0618bc9d68251a2b7"/>
+    <w:p>
+      <w:pPr>
+        <w:pStyle w:val="Heading3"/>
+      </w:pPr>
+      <w:r>
+        <w:t xml:space="preserve">9️⃣ Age 9</w:t>
       </w:r>
     </w:p>
     <w:p>
@@ -470,35 +484,13 @@
         <w:br/>
       </w:r>
       <w:r>
-        <w:t xml:space="preserve">Find the "best by" date on each thing.</w:t>
+        <w:t xml:space="preserve">Find each "best by" date. Oldest goes in front.</w:t>
       </w:r>
       <w:r>
         <w:br/>
       </w:r>
       <w:r>
-        <w:t xml:space="preserve">Put the</w:t>
-      </w:r>
-      <w:r>
-        <w:t xml:space="preserve"> </w:t>
-      </w:r>
-      <w:r>
-        <w:rPr>
-          <w:bCs/>
-          <w:b/>
-        </w:rPr>
-        <w:t xml:space="preserve">oldest in front</w:t>
-      </w:r>
-      <w:r>
-        <w:t xml:space="preserve"> </w:t>
-      </w:r>
-      <w:r>
-        <w:t xml:space="preserve">so it gets used first.</w:t>
-      </w:r>
-      <w:r>
-        <w:br/>
-      </w:r>
-      <w:r>
-        <w:t xml:space="preserve">Stores do this! It's called</w:t>
+        <w:t xml:space="preserve">Stores call this</w:t>
       </w:r>
       <w:r>
         <w:t xml:space="preserve"> </w:t>
@@ -514,9 +506,102 @@
         <w:t xml:space="preserve">.</w:t>
       </w:r>
     </w:p>
-    <w:bookmarkEnd w:id="30"/>
     <w:bookmarkEnd w:id="31"/>
-    <w:bookmarkStart w:id="32" w:name="X9cc3fda027b658f876f44d44ddc22905faccd4e"/>
+    <w:bookmarkStart w:id="32" w:name="X8171c026b6d3b019e037d636deb1627bab2ad11"/>
+    <w:p>
+      <w:pPr>
+        <w:pStyle w:val="Heading3"/>
+      </w:pPr>
+      <w:r>
+        <w:t xml:space="preserve">🔟 Age 10</w:t>
+      </w:r>
+    </w:p>
+    <w:p>
+      <w:pPr>
+        <w:pStyle w:val="FirstParagraph"/>
+      </w:pPr>
+      <w:r>
+        <w:rPr>
+          <w:bCs/>
+          <w:b/>
+        </w:rPr>
+        <w:t xml:space="preserve">Inventory</w:t>
+      </w:r>
+      <w:r>
+        <w:t xml:space="preserve"> </w:t>
+      </w:r>
+      <w:r>
+        <w:t xml:space="preserve">📋</w:t>
+      </w:r>
+      <w:r>
+        <w:br/>
+      </w:r>
+      <w:r>
+        <w:t xml:space="preserve">List everything + how many. Flag what's running low.</w:t>
+      </w:r>
+      <w:r>
+        <w:br/>
+      </w:r>
+      <w:r>
+        <w:t xml:space="preserve">Hand a grown-up a real shopping list 🛒</w:t>
+      </w:r>
+    </w:p>
+    <w:bookmarkEnd w:id="32"/>
+    <w:bookmarkStart w:id="33" w:name="X02bfb3385b20ae9fc9ed6803eef42fea02d2b46"/>
+    <w:p>
+      <w:pPr>
+        <w:pStyle w:val="Heading3"/>
+      </w:pPr>
+      <w:r>
+        <w:t xml:space="preserve">🚀 Age 11+</w:t>
+      </w:r>
+    </w:p>
+    <w:p>
+      <w:pPr>
+        <w:pStyle w:val="FirstParagraph"/>
+      </w:pPr>
+      <w:r>
+        <w:rPr>
+          <w:bCs/>
+          <w:b/>
+        </w:rPr>
+        <w:t xml:space="preserve">Pantry chef</w:t>
+      </w:r>
+      <w:r>
+        <w:t xml:space="preserve"> </w:t>
+      </w:r>
+      <w:r>
+        <w:t xml:space="preserve">👩‍🍳</w:t>
+      </w:r>
+      <w:r>
+        <w:br/>
+      </w:r>
+      <w:r>
+        <w:t xml:space="preserve">Plan one dinner using mostly pantry food. What's missing?</w:t>
+      </w:r>
+      <w:r>
+        <w:br/>
+      </w:r>
+      <w:r>
+        <w:t xml:space="preserve">Write a grocery list with</w:t>
+      </w:r>
+      <w:r>
+        <w:t xml:space="preserve"> </w:t>
+      </w:r>
+      <w:r>
+        <w:rPr>
+          <w:bCs/>
+          <w:b/>
+        </w:rPr>
+        <w:t xml:space="preserve">amounts</w:t>
+      </w:r>
+      <w:r>
+        <w:t xml:space="preserve">. Bonus: design a system for the whole pantry and pitch it.</w:t>
+      </w:r>
+    </w:p>
+    <w:bookmarkEnd w:id="33"/>
+    <w:bookmarkEnd w:id="34"/>
+    <w:bookmarkStart w:id="35" w:name="X9cc3fda027b658f876f44d44ddc22905faccd4e"/>
     <w:p>
       <w:pPr>
         <w:pStyle w:val="Heading2"/>
@@ -561,8 +646,8 @@
         <w:t xml:space="preserve">♻️ Oldest-in-front means less food gets wasted.</w:t>
       </w:r>
     </w:p>
-    <w:bookmarkEnd w:id="32"/>
-    <w:bookmarkStart w:id="33" w:name="X6763fabfd04f5c4a4d62b566a897dedd22150e7"/>
+    <w:bookmarkEnd w:id="35"/>
+    <w:bookmarkStart w:id="36" w:name="X6763fabfd04f5c4a4d62b566a897dedd22150e7"/>
     <w:p>
       <w:pPr>
         <w:pStyle w:val="Heading2"/>
@@ -623,8 +708,8 @@
         <w:t xml:space="preserve">🗑️ Grown-up decides what's expired and gets tossed.</w:t>
       </w:r>
     </w:p>
-    <w:bookmarkEnd w:id="33"/>
-    <w:bookmarkStart w:id="34" w:name="X1e8c337912f0193a41fd873cd12ea5fd283b9ee"/>
+    <w:bookmarkEnd w:id="36"/>
+    <w:bookmarkStart w:id="37" w:name="X1e8c337912f0193a41fd873cd12ea5fd283b9ee"/>
     <w:p>
       <w:pPr>
         <w:pStyle w:val="Heading2"/>
@@ -638,17 +723,7 @@
         <w:pStyle w:val="FirstParagraph"/>
       </w:pPr>
       <w:r>
-        <w:rPr>
-          <w:bCs/>
-          <w:b/>
-        </w:rPr>
-        <w:t xml:space="preserve">$$</w:t>
-      </w:r>
-      <w:r>
-        <w:t xml:space="preserve"> </w:t>
-      </w:r>
-      <w:r>
-        <w:t xml:space="preserve">— crumbs happen</w:t>
+        <w:t xml:space="preserve">crumbs happen</w:t>
       </w:r>
     </w:p>
     <w:p>
@@ -699,8 +774,8 @@
         <w:t xml:space="preserve">☐ 🏷️ Label maker back home</w:t>
       </w:r>
     </w:p>
-    <w:bookmarkEnd w:id="34"/>
-    <w:bookmarkStart w:id="38" w:name="X50cf555741e6e45190901c440e88d3230da7c1a"/>
+    <w:bookmarkEnd w:id="37"/>
+    <w:bookmarkStart w:id="41" w:name="X50cf555741e6e45190901c440e88d3230da7c1a"/>
     <w:p>
       <w:pPr>
         <w:pStyle w:val="Heading2"/>
@@ -710,7 +785,7 @@
         <w:t xml:space="preserve">🖨️ Printable</w:t>
       </w:r>
     </w:p>
-    <w:bookmarkStart w:id="35" w:name="X0e0d7c7696b1044301f92fe7ba119f8af0ab9fc"/>
+    <w:bookmarkStart w:id="38" w:name="X0e0d7c7696b1044301f92fe7ba119f8af0ab9fc"/>
     <w:p>
       <w:pPr>
         <w:pStyle w:val="Heading3"/>
@@ -756,8 +831,8 @@
         </w:tc>
       </w:tr>
     </w:tbl>
-    <w:bookmarkEnd w:id="35"/>
-    <w:bookmarkStart w:id="36" w:name="Xadb13b945ce1d33b03b18c8add7f91c686ffbe2"/>
+    <w:bookmarkEnd w:id="38"/>
+    <w:bookmarkStart w:id="39" w:name="Xadb13b945ce1d33b03b18c8add7f91c686ffbe2"/>
     <w:p>
       <w:pPr>
         <w:pStyle w:val="Heading3"/>
@@ -845,8 +920,8 @@
         </w:pict>
       </w:r>
     </w:p>
-    <w:bookmarkEnd w:id="36"/>
-    <w:bookmarkStart w:id="37" w:name="X79dc942aa0b8c4d13d1db9b416b5598f15836d8"/>
+    <w:bookmarkEnd w:id="39"/>
+    <w:bookmarkStart w:id="40" w:name="X79dc942aa0b8c4d13d1db9b416b5598f15836d8"/>
     <w:p>
       <w:pPr>
         <w:pStyle w:val="Heading3"/>
@@ -1073,9 +1148,9 @@
         </w:tc>
       </w:tr>
     </w:tbl>
-    <w:bookmarkEnd w:id="37"/>
-    <w:bookmarkEnd w:id="38"/>
-    <w:bookmarkEnd w:id="39"/>
+    <w:bookmarkEnd w:id="40"/>
+    <w:bookmarkEnd w:id="41"/>
+    <w:bookmarkEnd w:id="42"/>
     <w:sectPr>
       <w:pgSz w:h="16838" w:w="11906"/>
       <w:pgMar w:bottom="850" w:left="850" w:right="850" w:top="850"/>
